--- a/office/file/16-张树彬-计算机应用基础进度表1-2.docx
+++ b/office/file/16-张树彬-计算机应用基础进度表1-2.docx
@@ -6074,7 +6074,25 @@
           <w:bCs/>
           <w:sz w:val="24"/>
         </w:rPr>
-        <w:t xml:space="preserve"> 2 </w:t>
+        <w:t xml:space="preserve"> </w:t>
+      </w:r>
+      <w:r>
+        <w:rPr>
+          <w:rFonts w:hint="eastAsia"/>
+          <w:b/>
+          <w:bCs/>
+          <w:sz w:val="24"/>
+        </w:rPr>
+        <w:t>5</w:t>
+      </w:r>
+      <w:r>
+        <w:rPr>
+          <w:rFonts w:hint="eastAsia"/>
+          <w:b/>
+          <w:bCs/>
+          <w:sz w:val="24"/>
+        </w:rPr>
+        <w:t xml:space="preserve"> </w:t>
       </w:r>
       <w:r>
         <w:rPr>
@@ -6266,7 +6284,25 @@
           <w:bCs/>
           <w:sz w:val="24"/>
         </w:rPr>
-        <w:t xml:space="preserve"> 4 </w:t>
+        <w:t xml:space="preserve"> </w:t>
+      </w:r>
+      <w:r>
+        <w:rPr>
+          <w:rFonts w:hint="eastAsia"/>
+          <w:b/>
+          <w:bCs/>
+          <w:sz w:val="24"/>
+        </w:rPr>
+        <w:t>7</w:t>
+      </w:r>
+      <w:r>
+        <w:rPr>
+          <w:rFonts w:hint="eastAsia"/>
+          <w:b/>
+          <w:bCs/>
+          <w:sz w:val="24"/>
+        </w:rPr>
+        <w:t xml:space="preserve"> </w:t>
       </w:r>
       <w:r>
         <w:rPr>
